--- a/02-程序设计基础/分层工单/W06_0.5_健壮的工业数据采集程分层工单.docx
+++ b/02-程序设计基础/分层工单/W06_0.5_健壮的工业数据采集程分层工单.docx
@@ -1916,7 +1916,2489 @@
         <w:t>学号______ 姓名______ 组号____ 组长签字________</w:t>
       </w:r>
     </w:p>
+    <w:p>
+      <w:r>
+        <w:rPr>
+          <w:rFonts w:ascii="宋体" w:hAnsi="宋体" w:eastAsia="宋体"/>
+          <w:b/>
+          <w:sz w:val="24"/>
+        </w:rPr>
+        <w:t>七、安全规范重申（操作前逐条打勾，缺任一项即触发一票否决）</w:t>
+      </w:r>
+    </w:p>
+    <w:p>
+      <w:r>
+        <w:rPr>
+          <w:rFonts w:ascii="宋体" w:hAnsi="宋体" w:eastAsia="宋体"/>
+          <w:b w:val="0"/>
+          <w:sz w:val="20"/>
+        </w:rPr>
+        <w:t>项目载体：重庆两江智造集团 ｜ 本次工单：健壮的工业数据采集程 ｜ 周次：0.5 ｜ 地点：双创中心302程序设计实训室</w:t>
+      </w:r>
+    </w:p>
+    <w:p>
+      <w:r>
+        <w:rPr>
+          <w:rFonts w:ascii="宋体" w:hAnsi="宋体" w:eastAsia="宋体"/>
+          <w:b w:val="0"/>
+          <w:sz w:val="20"/>
+        </w:rPr>
+        <w:t>1. 上机前确认本工位电源开关与急停位置，确认设备处于安全状态。（    ）</w:t>
+      </w:r>
+    </w:p>
+    <w:p>
+      <w:r>
+        <w:rPr>
+          <w:rFonts w:ascii="宋体" w:hAnsi="宋体" w:eastAsia="宋体"/>
+          <w:b w:val="0"/>
+          <w:sz w:val="20"/>
+        </w:rPr>
+        <w:t>2. 涉及接线的操作一律先断电、后验电、再作业，禁止带电插拔。（    ）</w:t>
+      </w:r>
+    </w:p>
+    <w:p>
+      <w:r>
+        <w:rPr>
+          <w:rFonts w:ascii="宋体" w:hAnsi="宋体" w:eastAsia="宋体"/>
+          <w:b w:val="0"/>
+          <w:sz w:val="20"/>
+        </w:rPr>
+        <w:t>3. 身体任何部位不进入设备运动/散热区域，长发束起，不佩戴悬垂饰物。（    ）</w:t>
+      </w:r>
+    </w:p>
+    <w:p>
+      <w:r>
+        <w:rPr>
+          <w:rFonts w:ascii="宋体" w:hAnsi="宋体" w:eastAsia="宋体"/>
+          <w:b w:val="0"/>
+          <w:sz w:val="20"/>
+        </w:rPr>
+        <w:t>4. 调试程序前先静态检查、再低速小样本试运行，确认无异常后放大规模。（    ）</w:t>
+      </w:r>
+    </w:p>
+    <w:p>
+      <w:r>
+        <w:rPr>
+          <w:rFonts w:ascii="宋体" w:hAnsi="宋体" w:eastAsia="宋体"/>
+          <w:b w:val="0"/>
+          <w:sz w:val="20"/>
+        </w:rPr>
+        <w:t>5. 任何不确定或异常情况，立即停止操作并报告指导教师，不擅自处置。（    ）</w:t>
+      </w:r>
+    </w:p>
+    <w:p>
+      <w:r>
+        <w:rPr>
+          <w:rFonts w:ascii="宋体" w:hAnsi="宋体" w:eastAsia="宋体"/>
+          <w:b w:val="0"/>
+          <w:sz w:val="20"/>
+        </w:rPr>
+        <w:t>学生确认签字（本人手写）：________________    日期：________________</w:t>
+      </w:r>
+    </w:p>
+    <w:p>
+      <w:r>
+        <w:rPr>
+          <w:rFonts w:ascii="宋体" w:hAnsi="宋体" w:eastAsia="宋体"/>
+          <w:b w:val="0"/>
+          <w:sz w:val="20"/>
+        </w:rPr>
+        <w:t>安全规范五项未全部打勾或未本人签字者，按课程标准「安全规范一票否决红线条款」红线一处理：不得通电上机，当次过程性得分计0。</w:t>
+      </w:r>
+    </w:p>
+    <w:p>
+      <w:r>
+        <w:rPr>
+          <w:rFonts w:ascii="宋体" w:hAnsi="宋体" w:eastAsia="宋体"/>
+          <w:b/>
+          <w:sz w:val="24"/>
+        </w:rPr>
+        <w:t>八、工具与物料清单（领用与归还双确认）</w:t>
+      </w:r>
+    </w:p>
+    <w:tbl>
+      <w:tblPr>
+        <w:tblStyle w:val="TableGrid"/>
+        <w:tblW w:type="auto" w:w="0"/>
+        <w:tblLook w:firstColumn="1" w:firstRow="1" w:lastColumn="0" w:lastRow="0" w:noHBand="0" w:noVBand="1" w:val="04A0"/>
+      </w:tblPr>
+      <w:tblGrid>
+        <w:gridCol w:w="1441"/>
+        <w:gridCol w:w="1441"/>
+        <w:gridCol w:w="1441"/>
+        <w:gridCol w:w="1441"/>
+        <w:gridCol w:w="1441"/>
+        <w:gridCol w:w="1441"/>
+        <w:gridCol w:w="1441"/>
+      </w:tblGrid>
+      <w:tr>
+        <w:tc>
+          <w:tcPr>
+            <w:tcW w:type="dxa" w:w="1441"/>
+          </w:tcPr>
+          <w:p>
+            <w:r/>
+            <w:r>
+              <w:rPr>
+                <w:rFonts w:ascii="宋体" w:hAnsi="宋体" w:eastAsia="宋体"/>
+                <w:b/>
+                <w:sz w:val="18"/>
+              </w:rPr>
+              <w:t>序号</w:t>
+            </w:r>
+          </w:p>
+        </w:tc>
+        <w:tc>
+          <w:tcPr>
+            <w:tcW w:type="dxa" w:w="1441"/>
+          </w:tcPr>
+          <w:p>
+            <w:r/>
+            <w:r>
+              <w:rPr>
+                <w:rFonts w:ascii="宋体" w:hAnsi="宋体" w:eastAsia="宋体"/>
+                <w:b/>
+                <w:sz w:val="18"/>
+              </w:rPr>
+              <w:t>物品名称</w:t>
+            </w:r>
+          </w:p>
+        </w:tc>
+        <w:tc>
+          <w:tcPr>
+            <w:tcW w:type="dxa" w:w="1441"/>
+          </w:tcPr>
+          <w:p>
+            <w:r/>
+            <w:r>
+              <w:rPr>
+                <w:rFonts w:ascii="宋体" w:hAnsi="宋体" w:eastAsia="宋体"/>
+                <w:b/>
+                <w:sz w:val="18"/>
+              </w:rPr>
+              <w:t>规格型号</w:t>
+            </w:r>
+          </w:p>
+        </w:tc>
+        <w:tc>
+          <w:tcPr>
+            <w:tcW w:type="dxa" w:w="1441"/>
+          </w:tcPr>
+          <w:p>
+            <w:r/>
+            <w:r>
+              <w:rPr>
+                <w:rFonts w:ascii="宋体" w:hAnsi="宋体" w:eastAsia="宋体"/>
+                <w:b/>
+                <w:sz w:val="18"/>
+              </w:rPr>
+              <w:t>单位</w:t>
+            </w:r>
+          </w:p>
+        </w:tc>
+        <w:tc>
+          <w:tcPr>
+            <w:tcW w:type="dxa" w:w="1441"/>
+          </w:tcPr>
+          <w:p>
+            <w:r/>
+            <w:r>
+              <w:rPr>
+                <w:rFonts w:ascii="宋体" w:hAnsi="宋体" w:eastAsia="宋体"/>
+                <w:b/>
+                <w:sz w:val="18"/>
+              </w:rPr>
+              <w:t>数量</w:t>
+            </w:r>
+          </w:p>
+        </w:tc>
+        <w:tc>
+          <w:tcPr>
+            <w:tcW w:type="dxa" w:w="1441"/>
+          </w:tcPr>
+          <w:p>
+            <w:r/>
+            <w:r>
+              <w:rPr>
+                <w:rFonts w:ascii="宋体" w:hAnsi="宋体" w:eastAsia="宋体"/>
+                <w:b/>
+                <w:sz w:val="18"/>
+              </w:rPr>
+              <w:t>领用确认</w:t>
+            </w:r>
+          </w:p>
+        </w:tc>
+        <w:tc>
+          <w:tcPr>
+            <w:tcW w:type="dxa" w:w="1441"/>
+          </w:tcPr>
+          <w:p>
+            <w:r/>
+            <w:r>
+              <w:rPr>
+                <w:rFonts w:ascii="宋体" w:hAnsi="宋体" w:eastAsia="宋体"/>
+                <w:b/>
+                <w:sz w:val="18"/>
+              </w:rPr>
+              <w:t>归还确认</w:t>
+            </w:r>
+          </w:p>
+        </w:tc>
+      </w:tr>
+      <w:tr>
+        <w:tc>
+          <w:tcPr>
+            <w:tcW w:type="dxa" w:w="1441"/>
+          </w:tcPr>
+          <w:p>
+            <w:r/>
+            <w:r>
+              <w:rPr>
+                <w:rFonts w:ascii="宋体" w:hAnsi="宋体" w:eastAsia="宋体"/>
+                <w:b w:val="0"/>
+                <w:sz w:val="18"/>
+              </w:rPr>
+              <w:t>1</w:t>
+            </w:r>
+          </w:p>
+        </w:tc>
+        <w:tc>
+          <w:tcPr>
+            <w:tcW w:type="dxa" w:w="1441"/>
+          </w:tcPr>
+          <w:p>
+            <w:r/>
+            <w:r>
+              <w:rPr>
+                <w:rFonts w:ascii="宋体" w:hAnsi="宋体" w:eastAsia="宋体"/>
+                <w:b w:val="0"/>
+                <w:sz w:val="18"/>
+              </w:rPr>
+              <w:t>实训计算机</w:t>
+            </w:r>
+          </w:p>
+        </w:tc>
+        <w:tc>
+          <w:tcPr>
+            <w:tcW w:type="dxa" w:w="1441"/>
+          </w:tcPr>
+          <w:p>
+            <w:r/>
+            <w:r>
+              <w:rPr>
+                <w:rFonts w:ascii="宋体" w:hAnsi="宋体" w:eastAsia="宋体"/>
+                <w:b w:val="0"/>
+                <w:sz w:val="18"/>
+              </w:rPr>
+              <w:t>含开发环境与运行库</w:t>
+            </w:r>
+          </w:p>
+        </w:tc>
+        <w:tc>
+          <w:tcPr>
+            <w:tcW w:type="dxa" w:w="1441"/>
+          </w:tcPr>
+          <w:p>
+            <w:r/>
+            <w:r>
+              <w:rPr>
+                <w:rFonts w:ascii="宋体" w:hAnsi="宋体" w:eastAsia="宋体"/>
+                <w:b w:val="0"/>
+                <w:sz w:val="18"/>
+              </w:rPr>
+              <w:t>台</w:t>
+            </w:r>
+          </w:p>
+        </w:tc>
+        <w:tc>
+          <w:tcPr>
+            <w:tcW w:type="dxa" w:w="1441"/>
+          </w:tcPr>
+          <w:p>
+            <w:r/>
+            <w:r>
+              <w:rPr>
+                <w:rFonts w:ascii="宋体" w:hAnsi="宋体" w:eastAsia="宋体"/>
+                <w:b w:val="0"/>
+                <w:sz w:val="18"/>
+              </w:rPr>
+              <w:t>1</w:t>
+            </w:r>
+          </w:p>
+        </w:tc>
+        <w:tc>
+          <w:tcPr>
+            <w:tcW w:type="dxa" w:w="1441"/>
+          </w:tcPr>
+          <w:p>
+            <w:r/>
+            <w:r>
+              <w:rPr>
+                <w:rFonts w:ascii="宋体" w:hAnsi="宋体" w:eastAsia="宋体"/>
+                <w:b w:val="0"/>
+                <w:sz w:val="18"/>
+              </w:rPr>
+            </w:r>
+          </w:p>
+        </w:tc>
+        <w:tc>
+          <w:tcPr>
+            <w:tcW w:type="dxa" w:w="1441"/>
+          </w:tcPr>
+          <w:p>
+            <w:r/>
+            <w:r>
+              <w:rPr>
+                <w:rFonts w:ascii="宋体" w:hAnsi="宋体" w:eastAsia="宋体"/>
+                <w:b w:val="0"/>
+                <w:sz w:val="18"/>
+              </w:rPr>
+            </w:r>
+          </w:p>
+        </w:tc>
+      </w:tr>
+      <w:tr>
+        <w:tc>
+          <w:tcPr>
+            <w:tcW w:type="dxa" w:w="1441"/>
+          </w:tcPr>
+          <w:p>
+            <w:r/>
+            <w:r>
+              <w:rPr>
+                <w:rFonts w:ascii="宋体" w:hAnsi="宋体" w:eastAsia="宋体"/>
+                <w:b w:val="0"/>
+                <w:sz w:val="18"/>
+              </w:rPr>
+              <w:t>2</w:t>
+            </w:r>
+          </w:p>
+        </w:tc>
+        <w:tc>
+          <w:tcPr>
+            <w:tcW w:type="dxa" w:w="1441"/>
+          </w:tcPr>
+          <w:p>
+            <w:r/>
+            <w:r>
+              <w:rPr>
+                <w:rFonts w:ascii="宋体" w:hAnsi="宋体" w:eastAsia="宋体"/>
+                <w:b w:val="0"/>
+                <w:sz w:val="18"/>
+              </w:rPr>
+              <w:t>课程工程仓库</w:t>
+            </w:r>
+          </w:p>
+        </w:tc>
+        <w:tc>
+          <w:tcPr>
+            <w:tcW w:type="dxa" w:w="1441"/>
+          </w:tcPr>
+          <w:p>
+            <w:r/>
+            <w:r>
+              <w:rPr>
+                <w:rFonts w:ascii="宋体" w:hAnsi="宋体" w:eastAsia="宋体"/>
+                <w:b w:val="0"/>
+                <w:sz w:val="18"/>
+              </w:rPr>
+              <w:t>本地工作副本（只读提交权限）</w:t>
+            </w:r>
+          </w:p>
+        </w:tc>
+        <w:tc>
+          <w:tcPr>
+            <w:tcW w:type="dxa" w:w="1441"/>
+          </w:tcPr>
+          <w:p>
+            <w:r/>
+            <w:r>
+              <w:rPr>
+                <w:rFonts w:ascii="宋体" w:hAnsi="宋体" w:eastAsia="宋体"/>
+                <w:b w:val="0"/>
+                <w:sz w:val="18"/>
+              </w:rPr>
+              <w:t>套</w:t>
+            </w:r>
+          </w:p>
+        </w:tc>
+        <w:tc>
+          <w:tcPr>
+            <w:tcW w:type="dxa" w:w="1441"/>
+          </w:tcPr>
+          <w:p>
+            <w:r/>
+            <w:r>
+              <w:rPr>
+                <w:rFonts w:ascii="宋体" w:hAnsi="宋体" w:eastAsia="宋体"/>
+                <w:b w:val="0"/>
+                <w:sz w:val="18"/>
+              </w:rPr>
+              <w:t>1</w:t>
+            </w:r>
+          </w:p>
+        </w:tc>
+        <w:tc>
+          <w:tcPr>
+            <w:tcW w:type="dxa" w:w="1441"/>
+          </w:tcPr>
+          <w:p>
+            <w:r/>
+            <w:r>
+              <w:rPr>
+                <w:rFonts w:ascii="宋体" w:hAnsi="宋体" w:eastAsia="宋体"/>
+                <w:b w:val="0"/>
+                <w:sz w:val="18"/>
+              </w:rPr>
+            </w:r>
+          </w:p>
+        </w:tc>
+        <w:tc>
+          <w:tcPr>
+            <w:tcW w:type="dxa" w:w="1441"/>
+          </w:tcPr>
+          <w:p>
+            <w:r/>
+            <w:r>
+              <w:rPr>
+                <w:rFonts w:ascii="宋体" w:hAnsi="宋体" w:eastAsia="宋体"/>
+                <w:b w:val="0"/>
+                <w:sz w:val="18"/>
+              </w:rPr>
+            </w:r>
+          </w:p>
+        </w:tc>
+      </w:tr>
+      <w:tr>
+        <w:tc>
+          <w:tcPr>
+            <w:tcW w:type="dxa" w:w="1441"/>
+          </w:tcPr>
+          <w:p>
+            <w:r/>
+            <w:r>
+              <w:rPr>
+                <w:rFonts w:ascii="宋体" w:hAnsi="宋体" w:eastAsia="宋体"/>
+                <w:b w:val="0"/>
+                <w:sz w:val="18"/>
+              </w:rPr>
+              <w:t>3</w:t>
+            </w:r>
+          </w:p>
+        </w:tc>
+        <w:tc>
+          <w:tcPr>
+            <w:tcW w:type="dxa" w:w="1441"/>
+          </w:tcPr>
+          <w:p>
+            <w:r/>
+            <w:r>
+              <w:rPr>
+                <w:rFonts w:ascii="宋体" w:hAnsi="宋体" w:eastAsia="宋体"/>
+                <w:b w:val="0"/>
+                <w:sz w:val="18"/>
+              </w:rPr>
+              <w:t>任务工单</w:t>
+            </w:r>
+          </w:p>
+        </w:tc>
+        <w:tc>
+          <w:tcPr>
+            <w:tcW w:type="dxa" w:w="1441"/>
+          </w:tcPr>
+          <w:p>
+            <w:r/>
+            <w:r>
+              <w:rPr>
+                <w:rFonts w:ascii="宋体" w:hAnsi="宋体" w:eastAsia="宋体"/>
+                <w:b w:val="0"/>
+                <w:sz w:val="18"/>
+              </w:rPr>
+              <w:t>本工单打印版或电子签版</w:t>
+            </w:r>
+          </w:p>
+        </w:tc>
+        <w:tc>
+          <w:tcPr>
+            <w:tcW w:type="dxa" w:w="1441"/>
+          </w:tcPr>
+          <w:p>
+            <w:r/>
+            <w:r>
+              <w:rPr>
+                <w:rFonts w:ascii="宋体" w:hAnsi="宋体" w:eastAsia="宋体"/>
+                <w:b w:val="0"/>
+                <w:sz w:val="18"/>
+              </w:rPr>
+              <w:t>份</w:t>
+            </w:r>
+          </w:p>
+        </w:tc>
+        <w:tc>
+          <w:tcPr>
+            <w:tcW w:type="dxa" w:w="1441"/>
+          </w:tcPr>
+          <w:p>
+            <w:r/>
+            <w:r>
+              <w:rPr>
+                <w:rFonts w:ascii="宋体" w:hAnsi="宋体" w:eastAsia="宋体"/>
+                <w:b w:val="0"/>
+                <w:sz w:val="18"/>
+              </w:rPr>
+              <w:t>1</w:t>
+            </w:r>
+          </w:p>
+        </w:tc>
+        <w:tc>
+          <w:tcPr>
+            <w:tcW w:type="dxa" w:w="1441"/>
+          </w:tcPr>
+          <w:p>
+            <w:r/>
+            <w:r>
+              <w:rPr>
+                <w:rFonts w:ascii="宋体" w:hAnsi="宋体" w:eastAsia="宋体"/>
+                <w:b w:val="0"/>
+                <w:sz w:val="18"/>
+              </w:rPr>
+            </w:r>
+          </w:p>
+        </w:tc>
+        <w:tc>
+          <w:tcPr>
+            <w:tcW w:type="dxa" w:w="1441"/>
+          </w:tcPr>
+          <w:p>
+            <w:r/>
+            <w:r>
+              <w:rPr>
+                <w:rFonts w:ascii="宋体" w:hAnsi="宋体" w:eastAsia="宋体"/>
+                <w:b w:val="0"/>
+                <w:sz w:val="18"/>
+              </w:rPr>
+            </w:r>
+          </w:p>
+        </w:tc>
+      </w:tr>
+      <w:tr>
+        <w:tc>
+          <w:tcPr>
+            <w:tcW w:type="dxa" w:w="1441"/>
+          </w:tcPr>
+          <w:p>
+            <w:r/>
+            <w:r>
+              <w:rPr>
+                <w:rFonts w:ascii="宋体" w:hAnsi="宋体" w:eastAsia="宋体"/>
+                <w:b w:val="0"/>
+                <w:sz w:val="18"/>
+              </w:rPr>
+              <w:t>4</w:t>
+            </w:r>
+          </w:p>
+        </w:tc>
+        <w:tc>
+          <w:tcPr>
+            <w:tcW w:type="dxa" w:w="1441"/>
+          </w:tcPr>
+          <w:p>
+            <w:r/>
+            <w:r>
+              <w:rPr>
+                <w:rFonts w:ascii="宋体" w:hAnsi="宋体" w:eastAsia="宋体"/>
+                <w:b w:val="0"/>
+                <w:sz w:val="18"/>
+              </w:rPr>
+              <w:t>参考手册</w:t>
+            </w:r>
+          </w:p>
+        </w:tc>
+        <w:tc>
+          <w:tcPr>
+            <w:tcW w:type="dxa" w:w="1441"/>
+          </w:tcPr>
+          <w:p>
+            <w:r/>
+            <w:r>
+              <w:rPr>
+                <w:rFonts w:ascii="宋体" w:hAnsi="宋体" w:eastAsia="宋体"/>
+                <w:b w:val="0"/>
+                <w:sz w:val="18"/>
+              </w:rPr>
+              <w:t>语言/库官方文档与课程速查卡</w:t>
+            </w:r>
+          </w:p>
+        </w:tc>
+        <w:tc>
+          <w:tcPr>
+            <w:tcW w:type="dxa" w:w="1441"/>
+          </w:tcPr>
+          <w:p>
+            <w:r/>
+            <w:r>
+              <w:rPr>
+                <w:rFonts w:ascii="宋体" w:hAnsi="宋体" w:eastAsia="宋体"/>
+                <w:b w:val="0"/>
+                <w:sz w:val="18"/>
+              </w:rPr>
+              <w:t>份</w:t>
+            </w:r>
+          </w:p>
+        </w:tc>
+        <w:tc>
+          <w:tcPr>
+            <w:tcW w:type="dxa" w:w="1441"/>
+          </w:tcPr>
+          <w:p>
+            <w:r/>
+            <w:r>
+              <w:rPr>
+                <w:rFonts w:ascii="宋体" w:hAnsi="宋体" w:eastAsia="宋体"/>
+                <w:b w:val="0"/>
+                <w:sz w:val="18"/>
+              </w:rPr>
+              <w:t>1</w:t>
+            </w:r>
+          </w:p>
+        </w:tc>
+        <w:tc>
+          <w:tcPr>
+            <w:tcW w:type="dxa" w:w="1441"/>
+          </w:tcPr>
+          <w:p>
+            <w:r/>
+            <w:r>
+              <w:rPr>
+                <w:rFonts w:ascii="宋体" w:hAnsi="宋体" w:eastAsia="宋体"/>
+                <w:b w:val="0"/>
+                <w:sz w:val="18"/>
+              </w:rPr>
+            </w:r>
+          </w:p>
+        </w:tc>
+        <w:tc>
+          <w:tcPr>
+            <w:tcW w:type="dxa" w:w="1441"/>
+          </w:tcPr>
+          <w:p>
+            <w:r/>
+            <w:r>
+              <w:rPr>
+                <w:rFonts w:ascii="宋体" w:hAnsi="宋体" w:eastAsia="宋体"/>
+                <w:b w:val="0"/>
+                <w:sz w:val="18"/>
+              </w:rPr>
+            </w:r>
+          </w:p>
+        </w:tc>
+      </w:tr>
+      <w:tr>
+        <w:tc>
+          <w:tcPr>
+            <w:tcW w:type="dxa" w:w="1441"/>
+          </w:tcPr>
+          <w:p>
+            <w:r/>
+            <w:r>
+              <w:rPr>
+                <w:rFonts w:ascii="宋体" w:hAnsi="宋体" w:eastAsia="宋体"/>
+                <w:b w:val="0"/>
+                <w:sz w:val="18"/>
+              </w:rPr>
+              <w:t>5</w:t>
+            </w:r>
+          </w:p>
+        </w:tc>
+        <w:tc>
+          <w:tcPr>
+            <w:tcW w:type="dxa" w:w="1441"/>
+          </w:tcPr>
+          <w:p>
+            <w:r/>
+            <w:r>
+              <w:rPr>
+                <w:rFonts w:ascii="宋体" w:hAnsi="宋体" w:eastAsia="宋体"/>
+                <w:b w:val="0"/>
+                <w:sz w:val="18"/>
+              </w:rPr>
+              <w:t>防护用品</w:t>
+            </w:r>
+          </w:p>
+        </w:tc>
+        <w:tc>
+          <w:tcPr>
+            <w:tcW w:type="dxa" w:w="1441"/>
+          </w:tcPr>
+          <w:p>
+            <w:r/>
+            <w:r>
+              <w:rPr>
+                <w:rFonts w:ascii="宋体" w:hAnsi="宋体" w:eastAsia="宋体"/>
+                <w:b w:val="0"/>
+                <w:sz w:val="18"/>
+              </w:rPr>
+              <w:t>按本实训室安全规程配置</w:t>
+            </w:r>
+          </w:p>
+        </w:tc>
+        <w:tc>
+          <w:tcPr>
+            <w:tcW w:type="dxa" w:w="1441"/>
+          </w:tcPr>
+          <w:p>
+            <w:r/>
+            <w:r>
+              <w:rPr>
+                <w:rFonts w:ascii="宋体" w:hAnsi="宋体" w:eastAsia="宋体"/>
+                <w:b w:val="0"/>
+                <w:sz w:val="18"/>
+              </w:rPr>
+              <w:t>套</w:t>
+            </w:r>
+          </w:p>
+        </w:tc>
+        <w:tc>
+          <w:tcPr>
+            <w:tcW w:type="dxa" w:w="1441"/>
+          </w:tcPr>
+          <w:p>
+            <w:r/>
+            <w:r>
+              <w:rPr>
+                <w:rFonts w:ascii="宋体" w:hAnsi="宋体" w:eastAsia="宋体"/>
+                <w:b w:val="0"/>
+                <w:sz w:val="18"/>
+              </w:rPr>
+              <w:t>1</w:t>
+            </w:r>
+          </w:p>
+        </w:tc>
+        <w:tc>
+          <w:tcPr>
+            <w:tcW w:type="dxa" w:w="1441"/>
+          </w:tcPr>
+          <w:p>
+            <w:r/>
+            <w:r>
+              <w:rPr>
+                <w:rFonts w:ascii="宋体" w:hAnsi="宋体" w:eastAsia="宋体"/>
+                <w:b w:val="0"/>
+                <w:sz w:val="18"/>
+              </w:rPr>
+            </w:r>
+          </w:p>
+        </w:tc>
+        <w:tc>
+          <w:tcPr>
+            <w:tcW w:type="dxa" w:w="1441"/>
+          </w:tcPr>
+          <w:p>
+            <w:r/>
+            <w:r>
+              <w:rPr>
+                <w:rFonts w:ascii="宋体" w:hAnsi="宋体" w:eastAsia="宋体"/>
+                <w:b w:val="0"/>
+                <w:sz w:val="18"/>
+              </w:rPr>
+            </w:r>
+          </w:p>
+        </w:tc>
+      </w:tr>
+      <w:tr>
+        <w:tc>
+          <w:tcPr>
+            <w:tcW w:type="dxa" w:w="1441"/>
+          </w:tcPr>
+          <w:p>
+            <w:r/>
+            <w:r>
+              <w:rPr>
+                <w:rFonts w:ascii="宋体" w:hAnsi="宋体" w:eastAsia="宋体"/>
+                <w:b w:val="0"/>
+                <w:sz w:val="18"/>
+              </w:rPr>
+              <w:t>6</w:t>
+            </w:r>
+          </w:p>
+        </w:tc>
+        <w:tc>
+          <w:tcPr>
+            <w:tcW w:type="dxa" w:w="1441"/>
+          </w:tcPr>
+          <w:p>
+            <w:r/>
+            <w:r>
+              <w:rPr>
+                <w:rFonts w:ascii="宋体" w:hAnsi="宋体" w:eastAsia="宋体"/>
+                <w:b w:val="0"/>
+                <w:sz w:val="18"/>
+              </w:rPr>
+              <w:t>记录工具</w:t>
+            </w:r>
+          </w:p>
+        </w:tc>
+        <w:tc>
+          <w:tcPr>
+            <w:tcW w:type="dxa" w:w="1441"/>
+          </w:tcPr>
+          <w:p>
+            <w:r/>
+            <w:r>
+              <w:rPr>
+                <w:rFonts w:ascii="宋体" w:hAnsi="宋体" w:eastAsia="宋体"/>
+                <w:b w:val="0"/>
+                <w:sz w:val="18"/>
+              </w:rPr>
+              <w:t>计时器、截图与运行日志</w:t>
+            </w:r>
+          </w:p>
+        </w:tc>
+        <w:tc>
+          <w:tcPr>
+            <w:tcW w:type="dxa" w:w="1441"/>
+          </w:tcPr>
+          <w:p>
+            <w:r/>
+            <w:r>
+              <w:rPr>
+                <w:rFonts w:ascii="宋体" w:hAnsi="宋体" w:eastAsia="宋体"/>
+                <w:b w:val="0"/>
+                <w:sz w:val="18"/>
+              </w:rPr>
+              <w:t>套</w:t>
+            </w:r>
+          </w:p>
+        </w:tc>
+        <w:tc>
+          <w:tcPr>
+            <w:tcW w:type="dxa" w:w="1441"/>
+          </w:tcPr>
+          <w:p>
+            <w:r/>
+            <w:r>
+              <w:rPr>
+                <w:rFonts w:ascii="宋体" w:hAnsi="宋体" w:eastAsia="宋体"/>
+                <w:b w:val="0"/>
+                <w:sz w:val="18"/>
+              </w:rPr>
+              <w:t>1</w:t>
+            </w:r>
+          </w:p>
+        </w:tc>
+        <w:tc>
+          <w:tcPr>
+            <w:tcW w:type="dxa" w:w="1441"/>
+          </w:tcPr>
+          <w:p>
+            <w:r/>
+            <w:r>
+              <w:rPr>
+                <w:rFonts w:ascii="宋体" w:hAnsi="宋体" w:eastAsia="宋体"/>
+                <w:b w:val="0"/>
+                <w:sz w:val="18"/>
+              </w:rPr>
+            </w:r>
+          </w:p>
+        </w:tc>
+        <w:tc>
+          <w:tcPr>
+            <w:tcW w:type="dxa" w:w="1441"/>
+          </w:tcPr>
+          <w:p>
+            <w:r/>
+            <w:r>
+              <w:rPr>
+                <w:rFonts w:ascii="宋体" w:hAnsi="宋体" w:eastAsia="宋体"/>
+                <w:b w:val="0"/>
+                <w:sz w:val="18"/>
+              </w:rPr>
+            </w:r>
+          </w:p>
+        </w:tc>
+      </w:tr>
+    </w:tbl>
+    <w:p>
+      <w:r>
+        <w:rPr>
+          <w:rFonts w:ascii="宋体" w:hAnsi="宋体" w:eastAsia="宋体"/>
+          <w:b w:val="0"/>
+          <w:sz w:val="20"/>
+        </w:rPr>
+        <w:t>领用人签字：____________  发放人签字：____________  领用时间：____________</w:t>
+      </w:r>
+    </w:p>
+    <w:p>
+      <w:r>
+        <w:rPr>
+          <w:rFonts w:ascii="宋体" w:hAnsi="宋体" w:eastAsia="宋体"/>
+          <w:b w:val="0"/>
+          <w:sz w:val="20"/>
+        </w:rPr>
+        <w:t>归还人签字：____________  验收人签字：____________  归还时间：____________</w:t>
+      </w:r>
+    </w:p>
+    <w:p>
+      <w:r>
+        <w:rPr>
+          <w:rFonts w:ascii="宋体" w:hAnsi="宋体" w:eastAsia="宋体"/>
+          <w:b/>
+          <w:sz w:val="24"/>
+        </w:rPr>
+        <w:t>九、课前任务完成情况</w:t>
+      </w:r>
+    </w:p>
+    <w:tbl>
+      <w:tblPr>
+        <w:tblStyle w:val="TableGrid"/>
+        <w:tblW w:type="auto" w:w="0"/>
+        <w:tblLook w:firstColumn="1" w:firstRow="1" w:lastColumn="0" w:lastRow="0" w:noHBand="0" w:noVBand="1" w:val="04A0"/>
+      </w:tblPr>
+      <w:tblGrid>
+        <w:gridCol w:w="2017"/>
+        <w:gridCol w:w="2017"/>
+        <w:gridCol w:w="2017"/>
+        <w:gridCol w:w="2017"/>
+        <w:gridCol w:w="2017"/>
+      </w:tblGrid>
+      <w:tr>
+        <w:tc>
+          <w:tcPr>
+            <w:tcW w:type="dxa" w:w="2017"/>
+          </w:tcPr>
+          <w:p>
+            <w:r/>
+            <w:r>
+              <w:rPr>
+                <w:rFonts w:ascii="宋体" w:hAnsi="宋体" w:eastAsia="宋体"/>
+                <w:b/>
+                <w:sz w:val="18"/>
+              </w:rPr>
+              <w:t>项目</w:t>
+            </w:r>
+          </w:p>
+        </w:tc>
+        <w:tc>
+          <w:tcPr>
+            <w:tcW w:type="dxa" w:w="4034"/>
+            <w:gridSpan w:val="2"/>
+          </w:tcPr>
+          <w:p>
+            <w:r/>
+            <w:r>
+              <w:rPr>
+                <w:rFonts w:ascii="宋体" w:hAnsi="宋体" w:eastAsia="宋体"/>
+                <w:b/>
+                <w:sz w:val="18"/>
+              </w:rPr>
+              <w:t>完成证据（截图/链接/编号）</w:t>
+            </w:r>
+          </w:p>
+        </w:tc>
+        <w:tc>
+          <w:tcPr>
+            <w:tcW w:type="dxa" w:w="2017"/>
+          </w:tcPr>
+          <w:p>
+            <w:r/>
+            <w:r>
+              <w:rPr>
+                <w:rFonts w:ascii="宋体" w:hAnsi="宋体" w:eastAsia="宋体"/>
+                <w:b/>
+                <w:sz w:val="18"/>
+              </w:rPr>
+              <w:t>成绩或结论</w:t>
+            </w:r>
+          </w:p>
+        </w:tc>
+        <w:tc>
+          <w:tcPr>
+            <w:tcW w:type="dxa" w:w="2017"/>
+          </w:tcPr>
+          <w:p>
+            <w:r/>
+            <w:r>
+              <w:rPr>
+                <w:rFonts w:ascii="宋体" w:hAnsi="宋体" w:eastAsia="宋体"/>
+                <w:b/>
+                <w:sz w:val="18"/>
+              </w:rPr>
+              <w:t>核查人签字</w:t>
+            </w:r>
+          </w:p>
+        </w:tc>
+      </w:tr>
+      <w:tr>
+        <w:tc>
+          <w:tcPr>
+            <w:tcW w:type="dxa" w:w="2017"/>
+          </w:tcPr>
+          <w:p>
+            <w:r/>
+            <w:r>
+              <w:rPr>
+                <w:rFonts w:ascii="宋体" w:hAnsi="宋体" w:eastAsia="宋体"/>
+                <w:b w:val="0"/>
+                <w:sz w:val="18"/>
+              </w:rPr>
+              <w:t>课前预习微课</w:t>
+            </w:r>
+          </w:p>
+        </w:tc>
+        <w:tc>
+          <w:tcPr>
+            <w:tcW w:type="dxa" w:w="4034"/>
+            <w:gridSpan w:val="2"/>
+          </w:tcPr>
+          <w:p>
+            <w:r/>
+            <w:r>
+              <w:rPr>
+                <w:rFonts w:ascii="宋体" w:hAnsi="宋体" w:eastAsia="宋体"/>
+                <w:b w:val="0"/>
+                <w:sz w:val="18"/>
+              </w:rPr>
+            </w:r>
+          </w:p>
+        </w:tc>
+        <w:tc>
+          <w:tcPr>
+            <w:tcW w:type="dxa" w:w="2017"/>
+          </w:tcPr>
+          <w:p>
+            <w:r/>
+            <w:r>
+              <w:rPr>
+                <w:rFonts w:ascii="宋体" w:hAnsi="宋体" w:eastAsia="宋体"/>
+                <w:b w:val="0"/>
+                <w:sz w:val="18"/>
+              </w:rPr>
+            </w:r>
+          </w:p>
+        </w:tc>
+        <w:tc>
+          <w:tcPr>
+            <w:tcW w:type="dxa" w:w="2017"/>
+          </w:tcPr>
+          <w:p>
+            <w:r/>
+            <w:r>
+              <w:rPr>
+                <w:rFonts w:ascii="宋体" w:hAnsi="宋体" w:eastAsia="宋体"/>
+                <w:b w:val="0"/>
+                <w:sz w:val="18"/>
+              </w:rPr>
+            </w:r>
+          </w:p>
+        </w:tc>
+      </w:tr>
+      <w:tr>
+        <w:tc>
+          <w:tcPr>
+            <w:tcW w:type="dxa" w:w="2017"/>
+          </w:tcPr>
+          <w:p>
+            <w:r/>
+            <w:r>
+              <w:rPr>
+                <w:rFonts w:ascii="宋体" w:hAnsi="宋体" w:eastAsia="宋体"/>
+                <w:b w:val="0"/>
+                <w:sz w:val="18"/>
+              </w:rPr>
+              <w:t>线上预习测验</w:t>
+            </w:r>
+          </w:p>
+        </w:tc>
+        <w:tc>
+          <w:tcPr>
+            <w:tcW w:type="dxa" w:w="4034"/>
+            <w:gridSpan w:val="2"/>
+          </w:tcPr>
+          <w:p>
+            <w:r/>
+            <w:r>
+              <w:rPr>
+                <w:rFonts w:ascii="宋体" w:hAnsi="宋体" w:eastAsia="宋体"/>
+                <w:b w:val="0"/>
+                <w:sz w:val="18"/>
+              </w:rPr>
+            </w:r>
+          </w:p>
+        </w:tc>
+        <w:tc>
+          <w:tcPr>
+            <w:tcW w:type="dxa" w:w="2017"/>
+          </w:tcPr>
+          <w:p>
+            <w:r/>
+            <w:r>
+              <w:rPr>
+                <w:rFonts w:ascii="宋体" w:hAnsi="宋体" w:eastAsia="宋体"/>
+                <w:b w:val="0"/>
+                <w:sz w:val="18"/>
+              </w:rPr>
+            </w:r>
+          </w:p>
+        </w:tc>
+        <w:tc>
+          <w:tcPr>
+            <w:tcW w:type="dxa" w:w="2017"/>
+          </w:tcPr>
+          <w:p>
+            <w:r/>
+            <w:r>
+              <w:rPr>
+                <w:rFonts w:ascii="宋体" w:hAnsi="宋体" w:eastAsia="宋体"/>
+                <w:b w:val="0"/>
+                <w:sz w:val="18"/>
+              </w:rPr>
+            </w:r>
+          </w:p>
+        </w:tc>
+      </w:tr>
+      <w:tr>
+        <w:tc>
+          <w:tcPr>
+            <w:tcW w:type="dxa" w:w="2017"/>
+          </w:tcPr>
+          <w:p>
+            <w:r/>
+            <w:r>
+              <w:rPr>
+                <w:rFonts w:ascii="宋体" w:hAnsi="宋体" w:eastAsia="宋体"/>
+                <w:b w:val="0"/>
+                <w:sz w:val="18"/>
+              </w:rPr>
+              <w:t>安全规范预习与自查</w:t>
+            </w:r>
+          </w:p>
+        </w:tc>
+        <w:tc>
+          <w:tcPr>
+            <w:tcW w:type="dxa" w:w="4034"/>
+            <w:gridSpan w:val="2"/>
+          </w:tcPr>
+          <w:p>
+            <w:r/>
+            <w:r>
+              <w:rPr>
+                <w:rFonts w:ascii="宋体" w:hAnsi="宋体" w:eastAsia="宋体"/>
+                <w:b w:val="0"/>
+                <w:sz w:val="18"/>
+              </w:rPr>
+            </w:r>
+          </w:p>
+        </w:tc>
+        <w:tc>
+          <w:tcPr>
+            <w:tcW w:type="dxa" w:w="2017"/>
+          </w:tcPr>
+          <w:p>
+            <w:r/>
+            <w:r>
+              <w:rPr>
+                <w:rFonts w:ascii="宋体" w:hAnsi="宋体" w:eastAsia="宋体"/>
+                <w:b w:val="0"/>
+                <w:sz w:val="18"/>
+              </w:rPr>
+            </w:r>
+          </w:p>
+        </w:tc>
+        <w:tc>
+          <w:tcPr>
+            <w:tcW w:type="dxa" w:w="2017"/>
+          </w:tcPr>
+          <w:p>
+            <w:r/>
+            <w:r>
+              <w:rPr>
+                <w:rFonts w:ascii="宋体" w:hAnsi="宋体" w:eastAsia="宋体"/>
+                <w:b w:val="0"/>
+                <w:sz w:val="18"/>
+              </w:rPr>
+            </w:r>
+          </w:p>
+        </w:tc>
+      </w:tr>
+    </w:tbl>
+    <w:p>
+      <w:r>
+        <w:rPr>
+          <w:rFonts w:ascii="宋体" w:hAnsi="宋体" w:eastAsia="宋体"/>
+          <w:b/>
+          <w:sz w:val="24"/>
+        </w:rPr>
+        <w:t>十、任务实施记录（六步法当堂逐环节：资讯→计划→决策→实施→检查→评估，逐环节计时）</w:t>
+      </w:r>
+    </w:p>
+    <w:tbl>
+      <w:tblPr>
+        <w:tblStyle w:val="TableGrid"/>
+        <w:tblW w:type="auto" w:w="0"/>
+        <w:tblLook w:firstColumn="1" w:firstRow="1" w:lastColumn="0" w:lastRow="0" w:noHBand="0" w:noVBand="1" w:val="04A0"/>
+      </w:tblPr>
+      <w:tblGrid>
+        <w:gridCol w:w="1441"/>
+        <w:gridCol w:w="1441"/>
+        <w:gridCol w:w="1441"/>
+        <w:gridCol w:w="1441"/>
+        <w:gridCol w:w="1441"/>
+        <w:gridCol w:w="1441"/>
+        <w:gridCol w:w="1441"/>
+      </w:tblGrid>
+      <w:tr>
+        <w:tc>
+          <w:tcPr>
+            <w:tcW w:type="dxa" w:w="1441"/>
+          </w:tcPr>
+          <w:p>
+            <w:r/>
+            <w:r>
+              <w:rPr>
+                <w:rFonts w:ascii="宋体" w:hAnsi="宋体" w:eastAsia="宋体"/>
+                <w:b/>
+                <w:sz w:val="18"/>
+              </w:rPr>
+              <w:t>环节</w:t>
+            </w:r>
+          </w:p>
+        </w:tc>
+        <w:tc>
+          <w:tcPr>
+            <w:tcW w:type="dxa" w:w="2882"/>
+            <w:gridSpan w:val="2"/>
+          </w:tcPr>
+          <w:p>
+            <w:r/>
+            <w:r>
+              <w:rPr>
+                <w:rFonts w:ascii="宋体" w:hAnsi="宋体" w:eastAsia="宋体"/>
+                <w:b/>
+                <w:sz w:val="18"/>
+              </w:rPr>
+              <w:t>本环节产出（可核验物）</w:t>
+            </w:r>
+          </w:p>
+        </w:tc>
+        <w:tc>
+          <w:tcPr>
+            <w:tcW w:type="dxa" w:w="1441"/>
+          </w:tcPr>
+          <w:p>
+            <w:r/>
+            <w:r>
+              <w:rPr>
+                <w:rFonts w:ascii="宋体" w:hAnsi="宋体" w:eastAsia="宋体"/>
+                <w:b/>
+                <w:sz w:val="18"/>
+              </w:rPr>
+              <w:t>计划用时(min)</w:t>
+            </w:r>
+          </w:p>
+        </w:tc>
+        <w:tc>
+          <w:tcPr>
+            <w:tcW w:type="dxa" w:w="1441"/>
+          </w:tcPr>
+          <w:p>
+            <w:r/>
+            <w:r>
+              <w:rPr>
+                <w:rFonts w:ascii="宋体" w:hAnsi="宋体" w:eastAsia="宋体"/>
+                <w:b/>
+                <w:sz w:val="18"/>
+              </w:rPr>
+              <w:t>实际用时(min)</w:t>
+            </w:r>
+          </w:p>
+        </w:tc>
+        <w:tc>
+          <w:tcPr>
+            <w:tcW w:type="dxa" w:w="1441"/>
+          </w:tcPr>
+          <w:p>
+            <w:r/>
+            <w:r>
+              <w:rPr>
+                <w:rFonts w:ascii="宋体" w:hAnsi="宋体" w:eastAsia="宋体"/>
+                <w:b/>
+                <w:sz w:val="18"/>
+              </w:rPr>
+              <w:t>自评</w:t>
+            </w:r>
+          </w:p>
+        </w:tc>
+        <w:tc>
+          <w:tcPr>
+            <w:tcW w:type="dxa" w:w="1441"/>
+          </w:tcPr>
+          <w:p>
+            <w:r/>
+            <w:r>
+              <w:rPr>
+                <w:rFonts w:ascii="宋体" w:hAnsi="宋体" w:eastAsia="宋体"/>
+                <w:b/>
+                <w:sz w:val="18"/>
+              </w:rPr>
+              <w:t>同桌互查签字</w:t>
+            </w:r>
+          </w:p>
+        </w:tc>
+      </w:tr>
+      <w:tr>
+        <w:tc>
+          <w:tcPr>
+            <w:tcW w:type="dxa" w:w="1441"/>
+          </w:tcPr>
+          <w:p>
+            <w:r/>
+            <w:r>
+              <w:rPr>
+                <w:rFonts w:ascii="宋体" w:hAnsi="宋体" w:eastAsia="宋体"/>
+                <w:b w:val="0"/>
+                <w:sz w:val="18"/>
+              </w:rPr>
+              <w:t>资讯</w:t>
+            </w:r>
+          </w:p>
+        </w:tc>
+        <w:tc>
+          <w:tcPr>
+            <w:tcW w:type="dxa" w:w="2882"/>
+            <w:gridSpan w:val="2"/>
+          </w:tcPr>
+          <w:p>
+            <w:r/>
+            <w:r>
+              <w:rPr>
+                <w:rFonts w:ascii="宋体" w:hAnsi="宋体" w:eastAsia="宋体"/>
+                <w:b w:val="0"/>
+                <w:sz w:val="18"/>
+              </w:rPr>
+            </w:r>
+          </w:p>
+        </w:tc>
+        <w:tc>
+          <w:tcPr>
+            <w:tcW w:type="dxa" w:w="1441"/>
+          </w:tcPr>
+          <w:p>
+            <w:r/>
+            <w:r>
+              <w:rPr>
+                <w:rFonts w:ascii="宋体" w:hAnsi="宋体" w:eastAsia="宋体"/>
+                <w:b w:val="0"/>
+                <w:sz w:val="18"/>
+              </w:rPr>
+            </w:r>
+          </w:p>
+        </w:tc>
+        <w:tc>
+          <w:tcPr>
+            <w:tcW w:type="dxa" w:w="1441"/>
+          </w:tcPr>
+          <w:p>
+            <w:r/>
+            <w:r>
+              <w:rPr>
+                <w:rFonts w:ascii="宋体" w:hAnsi="宋体" w:eastAsia="宋体"/>
+                <w:b w:val="0"/>
+                <w:sz w:val="18"/>
+              </w:rPr>
+            </w:r>
+          </w:p>
+        </w:tc>
+        <w:tc>
+          <w:tcPr>
+            <w:tcW w:type="dxa" w:w="1441"/>
+          </w:tcPr>
+          <w:p>
+            <w:r/>
+            <w:r>
+              <w:rPr>
+                <w:rFonts w:ascii="宋体" w:hAnsi="宋体" w:eastAsia="宋体"/>
+                <w:b w:val="0"/>
+                <w:sz w:val="18"/>
+              </w:rPr>
+            </w:r>
+          </w:p>
+        </w:tc>
+        <w:tc>
+          <w:tcPr>
+            <w:tcW w:type="dxa" w:w="1441"/>
+          </w:tcPr>
+          <w:p>
+            <w:r/>
+            <w:r>
+              <w:rPr>
+                <w:rFonts w:ascii="宋体" w:hAnsi="宋体" w:eastAsia="宋体"/>
+                <w:b w:val="0"/>
+                <w:sz w:val="18"/>
+              </w:rPr>
+            </w:r>
+          </w:p>
+        </w:tc>
+      </w:tr>
+      <w:tr>
+        <w:tc>
+          <w:tcPr>
+            <w:tcW w:type="dxa" w:w="1441"/>
+          </w:tcPr>
+          <w:p>
+            <w:r/>
+            <w:r>
+              <w:rPr>
+                <w:rFonts w:ascii="宋体" w:hAnsi="宋体" w:eastAsia="宋体"/>
+                <w:b w:val="0"/>
+                <w:sz w:val="18"/>
+              </w:rPr>
+              <w:t>计划</w:t>
+            </w:r>
+          </w:p>
+        </w:tc>
+        <w:tc>
+          <w:tcPr>
+            <w:tcW w:type="dxa" w:w="2882"/>
+            <w:gridSpan w:val="2"/>
+          </w:tcPr>
+          <w:p>
+            <w:r/>
+            <w:r>
+              <w:rPr>
+                <w:rFonts w:ascii="宋体" w:hAnsi="宋体" w:eastAsia="宋体"/>
+                <w:b w:val="0"/>
+                <w:sz w:val="18"/>
+              </w:rPr>
+            </w:r>
+          </w:p>
+        </w:tc>
+        <w:tc>
+          <w:tcPr>
+            <w:tcW w:type="dxa" w:w="1441"/>
+          </w:tcPr>
+          <w:p>
+            <w:r/>
+            <w:r>
+              <w:rPr>
+                <w:rFonts w:ascii="宋体" w:hAnsi="宋体" w:eastAsia="宋体"/>
+                <w:b w:val="0"/>
+                <w:sz w:val="18"/>
+              </w:rPr>
+            </w:r>
+          </w:p>
+        </w:tc>
+        <w:tc>
+          <w:tcPr>
+            <w:tcW w:type="dxa" w:w="1441"/>
+          </w:tcPr>
+          <w:p>
+            <w:r/>
+            <w:r>
+              <w:rPr>
+                <w:rFonts w:ascii="宋体" w:hAnsi="宋体" w:eastAsia="宋体"/>
+                <w:b w:val="0"/>
+                <w:sz w:val="18"/>
+              </w:rPr>
+            </w:r>
+          </w:p>
+        </w:tc>
+        <w:tc>
+          <w:tcPr>
+            <w:tcW w:type="dxa" w:w="1441"/>
+          </w:tcPr>
+          <w:p>
+            <w:r/>
+            <w:r>
+              <w:rPr>
+                <w:rFonts w:ascii="宋体" w:hAnsi="宋体" w:eastAsia="宋体"/>
+                <w:b w:val="0"/>
+                <w:sz w:val="18"/>
+              </w:rPr>
+            </w:r>
+          </w:p>
+        </w:tc>
+        <w:tc>
+          <w:tcPr>
+            <w:tcW w:type="dxa" w:w="1441"/>
+          </w:tcPr>
+          <w:p>
+            <w:r/>
+            <w:r>
+              <w:rPr>
+                <w:rFonts w:ascii="宋体" w:hAnsi="宋体" w:eastAsia="宋体"/>
+                <w:b w:val="0"/>
+                <w:sz w:val="18"/>
+              </w:rPr>
+            </w:r>
+          </w:p>
+        </w:tc>
+      </w:tr>
+      <w:tr>
+        <w:tc>
+          <w:tcPr>
+            <w:tcW w:type="dxa" w:w="1441"/>
+          </w:tcPr>
+          <w:p>
+            <w:r/>
+            <w:r>
+              <w:rPr>
+                <w:rFonts w:ascii="宋体" w:hAnsi="宋体" w:eastAsia="宋体"/>
+                <w:b w:val="0"/>
+                <w:sz w:val="18"/>
+              </w:rPr>
+              <w:t>决策</w:t>
+            </w:r>
+          </w:p>
+        </w:tc>
+        <w:tc>
+          <w:tcPr>
+            <w:tcW w:type="dxa" w:w="2882"/>
+            <w:gridSpan w:val="2"/>
+          </w:tcPr>
+          <w:p>
+            <w:r/>
+            <w:r>
+              <w:rPr>
+                <w:rFonts w:ascii="宋体" w:hAnsi="宋体" w:eastAsia="宋体"/>
+                <w:b w:val="0"/>
+                <w:sz w:val="18"/>
+              </w:rPr>
+            </w:r>
+          </w:p>
+        </w:tc>
+        <w:tc>
+          <w:tcPr>
+            <w:tcW w:type="dxa" w:w="1441"/>
+          </w:tcPr>
+          <w:p>
+            <w:r/>
+            <w:r>
+              <w:rPr>
+                <w:rFonts w:ascii="宋体" w:hAnsi="宋体" w:eastAsia="宋体"/>
+                <w:b w:val="0"/>
+                <w:sz w:val="18"/>
+              </w:rPr>
+            </w:r>
+          </w:p>
+        </w:tc>
+        <w:tc>
+          <w:tcPr>
+            <w:tcW w:type="dxa" w:w="1441"/>
+          </w:tcPr>
+          <w:p>
+            <w:r/>
+            <w:r>
+              <w:rPr>
+                <w:rFonts w:ascii="宋体" w:hAnsi="宋体" w:eastAsia="宋体"/>
+                <w:b w:val="0"/>
+                <w:sz w:val="18"/>
+              </w:rPr>
+            </w:r>
+          </w:p>
+        </w:tc>
+        <w:tc>
+          <w:tcPr>
+            <w:tcW w:type="dxa" w:w="1441"/>
+          </w:tcPr>
+          <w:p>
+            <w:r/>
+            <w:r>
+              <w:rPr>
+                <w:rFonts w:ascii="宋体" w:hAnsi="宋体" w:eastAsia="宋体"/>
+                <w:b w:val="0"/>
+                <w:sz w:val="18"/>
+              </w:rPr>
+            </w:r>
+          </w:p>
+        </w:tc>
+        <w:tc>
+          <w:tcPr>
+            <w:tcW w:type="dxa" w:w="1441"/>
+          </w:tcPr>
+          <w:p>
+            <w:r/>
+            <w:r>
+              <w:rPr>
+                <w:rFonts w:ascii="宋体" w:hAnsi="宋体" w:eastAsia="宋体"/>
+                <w:b w:val="0"/>
+                <w:sz w:val="18"/>
+              </w:rPr>
+            </w:r>
+          </w:p>
+        </w:tc>
+      </w:tr>
+      <w:tr>
+        <w:tc>
+          <w:tcPr>
+            <w:tcW w:type="dxa" w:w="1441"/>
+          </w:tcPr>
+          <w:p>
+            <w:r/>
+            <w:r>
+              <w:rPr>
+                <w:rFonts w:ascii="宋体" w:hAnsi="宋体" w:eastAsia="宋体"/>
+                <w:b w:val="0"/>
+                <w:sz w:val="18"/>
+              </w:rPr>
+              <w:t>实施</w:t>
+            </w:r>
+          </w:p>
+        </w:tc>
+        <w:tc>
+          <w:tcPr>
+            <w:tcW w:type="dxa" w:w="2882"/>
+            <w:gridSpan w:val="2"/>
+          </w:tcPr>
+          <w:p>
+            <w:r/>
+            <w:r>
+              <w:rPr>
+                <w:rFonts w:ascii="宋体" w:hAnsi="宋体" w:eastAsia="宋体"/>
+                <w:b w:val="0"/>
+                <w:sz w:val="18"/>
+              </w:rPr>
+            </w:r>
+          </w:p>
+        </w:tc>
+        <w:tc>
+          <w:tcPr>
+            <w:tcW w:type="dxa" w:w="1441"/>
+          </w:tcPr>
+          <w:p>
+            <w:r/>
+            <w:r>
+              <w:rPr>
+                <w:rFonts w:ascii="宋体" w:hAnsi="宋体" w:eastAsia="宋体"/>
+                <w:b w:val="0"/>
+                <w:sz w:val="18"/>
+              </w:rPr>
+            </w:r>
+          </w:p>
+        </w:tc>
+        <w:tc>
+          <w:tcPr>
+            <w:tcW w:type="dxa" w:w="1441"/>
+          </w:tcPr>
+          <w:p>
+            <w:r/>
+            <w:r>
+              <w:rPr>
+                <w:rFonts w:ascii="宋体" w:hAnsi="宋体" w:eastAsia="宋体"/>
+                <w:b w:val="0"/>
+                <w:sz w:val="18"/>
+              </w:rPr>
+            </w:r>
+          </w:p>
+        </w:tc>
+        <w:tc>
+          <w:tcPr>
+            <w:tcW w:type="dxa" w:w="1441"/>
+          </w:tcPr>
+          <w:p>
+            <w:r/>
+            <w:r>
+              <w:rPr>
+                <w:rFonts w:ascii="宋体" w:hAnsi="宋体" w:eastAsia="宋体"/>
+                <w:b w:val="0"/>
+                <w:sz w:val="18"/>
+              </w:rPr>
+            </w:r>
+          </w:p>
+        </w:tc>
+        <w:tc>
+          <w:tcPr>
+            <w:tcW w:type="dxa" w:w="1441"/>
+          </w:tcPr>
+          <w:p>
+            <w:r/>
+            <w:r>
+              <w:rPr>
+                <w:rFonts w:ascii="宋体" w:hAnsi="宋体" w:eastAsia="宋体"/>
+                <w:b w:val="0"/>
+                <w:sz w:val="18"/>
+              </w:rPr>
+            </w:r>
+          </w:p>
+        </w:tc>
+      </w:tr>
+      <w:tr>
+        <w:tc>
+          <w:tcPr>
+            <w:tcW w:type="dxa" w:w="1441"/>
+          </w:tcPr>
+          <w:p>
+            <w:r/>
+            <w:r>
+              <w:rPr>
+                <w:rFonts w:ascii="宋体" w:hAnsi="宋体" w:eastAsia="宋体"/>
+                <w:b w:val="0"/>
+                <w:sz w:val="18"/>
+              </w:rPr>
+              <w:t>检查</w:t>
+            </w:r>
+          </w:p>
+        </w:tc>
+        <w:tc>
+          <w:tcPr>
+            <w:tcW w:type="dxa" w:w="2882"/>
+            <w:gridSpan w:val="2"/>
+          </w:tcPr>
+          <w:p>
+            <w:r/>
+            <w:r>
+              <w:rPr>
+                <w:rFonts w:ascii="宋体" w:hAnsi="宋体" w:eastAsia="宋体"/>
+                <w:b w:val="0"/>
+                <w:sz w:val="18"/>
+              </w:rPr>
+            </w:r>
+          </w:p>
+        </w:tc>
+        <w:tc>
+          <w:tcPr>
+            <w:tcW w:type="dxa" w:w="1441"/>
+          </w:tcPr>
+          <w:p>
+            <w:r/>
+            <w:r>
+              <w:rPr>
+                <w:rFonts w:ascii="宋体" w:hAnsi="宋体" w:eastAsia="宋体"/>
+                <w:b w:val="0"/>
+                <w:sz w:val="18"/>
+              </w:rPr>
+            </w:r>
+          </w:p>
+        </w:tc>
+        <w:tc>
+          <w:tcPr>
+            <w:tcW w:type="dxa" w:w="1441"/>
+          </w:tcPr>
+          <w:p>
+            <w:r/>
+            <w:r>
+              <w:rPr>
+                <w:rFonts w:ascii="宋体" w:hAnsi="宋体" w:eastAsia="宋体"/>
+                <w:b w:val="0"/>
+                <w:sz w:val="18"/>
+              </w:rPr>
+            </w:r>
+          </w:p>
+        </w:tc>
+        <w:tc>
+          <w:tcPr>
+            <w:tcW w:type="dxa" w:w="1441"/>
+          </w:tcPr>
+          <w:p>
+            <w:r/>
+            <w:r>
+              <w:rPr>
+                <w:rFonts w:ascii="宋体" w:hAnsi="宋体" w:eastAsia="宋体"/>
+                <w:b w:val="0"/>
+                <w:sz w:val="18"/>
+              </w:rPr>
+            </w:r>
+          </w:p>
+        </w:tc>
+        <w:tc>
+          <w:tcPr>
+            <w:tcW w:type="dxa" w:w="1441"/>
+          </w:tcPr>
+          <w:p>
+            <w:r/>
+            <w:r>
+              <w:rPr>
+                <w:rFonts w:ascii="宋体" w:hAnsi="宋体" w:eastAsia="宋体"/>
+                <w:b w:val="0"/>
+                <w:sz w:val="18"/>
+              </w:rPr>
+            </w:r>
+          </w:p>
+        </w:tc>
+      </w:tr>
+      <w:tr>
+        <w:tc>
+          <w:tcPr>
+            <w:tcW w:type="dxa" w:w="1441"/>
+          </w:tcPr>
+          <w:p>
+            <w:r/>
+            <w:r>
+              <w:rPr>
+                <w:rFonts w:ascii="宋体" w:hAnsi="宋体" w:eastAsia="宋体"/>
+                <w:b w:val="0"/>
+                <w:sz w:val="18"/>
+              </w:rPr>
+              <w:t>评估</w:t>
+            </w:r>
+          </w:p>
+        </w:tc>
+        <w:tc>
+          <w:tcPr>
+            <w:tcW w:type="dxa" w:w="2882"/>
+            <w:gridSpan w:val="2"/>
+          </w:tcPr>
+          <w:p>
+            <w:r/>
+            <w:r>
+              <w:rPr>
+                <w:rFonts w:ascii="宋体" w:hAnsi="宋体" w:eastAsia="宋体"/>
+                <w:b w:val="0"/>
+                <w:sz w:val="18"/>
+              </w:rPr>
+            </w:r>
+          </w:p>
+        </w:tc>
+        <w:tc>
+          <w:tcPr>
+            <w:tcW w:type="dxa" w:w="1441"/>
+          </w:tcPr>
+          <w:p>
+            <w:r/>
+            <w:r>
+              <w:rPr>
+                <w:rFonts w:ascii="宋体" w:hAnsi="宋体" w:eastAsia="宋体"/>
+                <w:b w:val="0"/>
+                <w:sz w:val="18"/>
+              </w:rPr>
+            </w:r>
+          </w:p>
+        </w:tc>
+        <w:tc>
+          <w:tcPr>
+            <w:tcW w:type="dxa" w:w="1441"/>
+          </w:tcPr>
+          <w:p>
+            <w:r/>
+            <w:r>
+              <w:rPr>
+                <w:rFonts w:ascii="宋体" w:hAnsi="宋体" w:eastAsia="宋体"/>
+                <w:b w:val="0"/>
+                <w:sz w:val="18"/>
+              </w:rPr>
+            </w:r>
+          </w:p>
+        </w:tc>
+        <w:tc>
+          <w:tcPr>
+            <w:tcW w:type="dxa" w:w="1441"/>
+          </w:tcPr>
+          <w:p>
+            <w:r/>
+            <w:r>
+              <w:rPr>
+                <w:rFonts w:ascii="宋体" w:hAnsi="宋体" w:eastAsia="宋体"/>
+                <w:b w:val="0"/>
+                <w:sz w:val="18"/>
+              </w:rPr>
+            </w:r>
+          </w:p>
+        </w:tc>
+        <w:tc>
+          <w:tcPr>
+            <w:tcW w:type="dxa" w:w="1441"/>
+          </w:tcPr>
+          <w:p>
+            <w:r/>
+            <w:r>
+              <w:rPr>
+                <w:rFonts w:ascii="宋体" w:hAnsi="宋体" w:eastAsia="宋体"/>
+                <w:b w:val="0"/>
+                <w:sz w:val="18"/>
+              </w:rPr>
+            </w:r>
+          </w:p>
+        </w:tc>
+      </w:tr>
+      <w:tr>
+        <w:tc>
+          <w:tcPr>
+            <w:tcW w:type="dxa" w:w="1441"/>
+          </w:tcPr>
+          <w:p>
+            <w:r/>
+            <w:r>
+              <w:rPr>
+                <w:rFonts w:ascii="宋体" w:hAnsi="宋体" w:eastAsia="宋体"/>
+                <w:b w:val="0"/>
+                <w:sz w:val="18"/>
+              </w:rPr>
+              <w:t>合计</w:t>
+            </w:r>
+          </w:p>
+        </w:tc>
+        <w:tc>
+          <w:tcPr>
+            <w:tcW w:type="dxa" w:w="2882"/>
+            <w:gridSpan w:val="2"/>
+          </w:tcPr>
+          <w:p>
+            <w:r/>
+            <w:r>
+              <w:rPr>
+                <w:rFonts w:ascii="宋体" w:hAnsi="宋体" w:eastAsia="宋体"/>
+                <w:b w:val="0"/>
+                <w:sz w:val="18"/>
+              </w:rPr>
+              <w:t>与课中可用分钟数比对应闭合</w:t>
+            </w:r>
+          </w:p>
+        </w:tc>
+        <w:tc>
+          <w:tcPr>
+            <w:tcW w:type="dxa" w:w="1441"/>
+          </w:tcPr>
+          <w:p>
+            <w:r/>
+            <w:r>
+              <w:rPr>
+                <w:rFonts w:ascii="宋体" w:hAnsi="宋体" w:eastAsia="宋体"/>
+                <w:b w:val="0"/>
+                <w:sz w:val="18"/>
+              </w:rPr>
+            </w:r>
+          </w:p>
+        </w:tc>
+        <w:tc>
+          <w:tcPr>
+            <w:tcW w:type="dxa" w:w="1441"/>
+          </w:tcPr>
+          <w:p>
+            <w:r/>
+            <w:r>
+              <w:rPr>
+                <w:rFonts w:ascii="宋体" w:hAnsi="宋体" w:eastAsia="宋体"/>
+                <w:b w:val="0"/>
+                <w:sz w:val="18"/>
+              </w:rPr>
+            </w:r>
+          </w:p>
+        </w:tc>
+        <w:tc>
+          <w:tcPr>
+            <w:tcW w:type="dxa" w:w="1441"/>
+          </w:tcPr>
+          <w:p>
+            <w:r/>
+            <w:r>
+              <w:rPr>
+                <w:rFonts w:ascii="宋体" w:hAnsi="宋体" w:eastAsia="宋体"/>
+                <w:b w:val="0"/>
+                <w:sz w:val="18"/>
+              </w:rPr>
+            </w:r>
+          </w:p>
+        </w:tc>
+        <w:tc>
+          <w:tcPr>
+            <w:tcW w:type="dxa" w:w="1441"/>
+          </w:tcPr>
+          <w:p>
+            <w:r/>
+            <w:r>
+              <w:rPr>
+                <w:rFonts w:ascii="宋体" w:hAnsi="宋体" w:eastAsia="宋体"/>
+                <w:b w:val="0"/>
+                <w:sz w:val="18"/>
+              </w:rPr>
+            </w:r>
+          </w:p>
+        </w:tc>
+      </w:tr>
+    </w:tbl>
+    <w:p>
+      <w:r>
+        <w:rPr>
+          <w:rFonts w:ascii="宋体" w:hAnsi="宋体" w:eastAsia="宋体"/>
+          <w:b w:val="0"/>
+          <w:sz w:val="20"/>
+        </w:rPr>
+        <w:t>达标线：综合成绩＝10%×出勤与课堂表现＋20%×课中任务＋50%×工单任务＋20%×终结性考核；综合成绩≥60分且无任何安全红线一票否决记录即为通过。评价等级：优（A，90-100分）、良（B，80-89分）、中（C，70-79分）、及格（D，60-69分）、不及格（E，＜60分）。附加通过条件：工单任务完成度达D级及以上、缺课不超过总学时10%、代码规范率第11-12周达≥90%；触发任一安全红线者本项得分计0，综合成绩直接判为不及格并须重修安全准入。。六步中任一环节无产出记录视为该环节未完成；「实施」环节无运行结果或截图视为工单无效，须课后48小时内补做。</w:t>
+      </w:r>
+    </w:p>
+    <w:p>
+      <w:r>
+        <w:rPr>
+          <w:rFonts w:ascii="宋体" w:hAnsi="宋体" w:eastAsia="宋体"/>
+          <w:b/>
+          <w:sz w:val="24"/>
+        </w:rPr>
+        <w:t>十一、任务总结与反思</w:t>
+      </w:r>
+    </w:p>
+    <w:p>
+      <w:r>
+        <w:rPr>
+          <w:rFonts w:ascii="宋体" w:hAnsi="宋体" w:eastAsia="宋体"/>
+          <w:b w:val="0"/>
+          <w:sz w:val="20"/>
+        </w:rPr>
+        <w:t>1. 本次任务学习收获：</w:t>
+      </w:r>
+    </w:p>
+    <w:p>
+      <w:r>
+        <w:rPr>
+          <w:rFonts w:ascii="宋体" w:hAnsi="宋体" w:eastAsia="宋体"/>
+          <w:b w:val="0"/>
+          <w:sz w:val="20"/>
+        </w:rPr>
+        <w:t>2. 遇到的问题及解决方法（须含一次真实失败的报错原文与定位过程）：</w:t>
+      </w:r>
+    </w:p>
+    <w:p>
+      <w:r>
+        <w:rPr>
+          <w:rFonts w:ascii="宋体" w:hAnsi="宋体" w:eastAsia="宋体"/>
+          <w:b w:val="0"/>
+          <w:sz w:val="20"/>
+        </w:rPr>
+        <w:t>3. 下一步改进建议与拟提升的层次（A/B/C/D 动态升降）：</w:t>
+      </w:r>
+    </w:p>
+    <w:p>
+      <w:r>
+        <w:rPr>
+          <w:rFonts w:ascii="宋体" w:hAnsi="宋体" w:eastAsia="宋体"/>
+          <w:b/>
+          <w:sz w:val="24"/>
+        </w:rPr>
+        <w:t>十二、交付确认（三方联签 + 四级评价）</w:t>
+      </w:r>
+    </w:p>
+    <w:p>
+      <w:r>
+        <w:rPr>
+          <w:rFonts w:ascii="宋体" w:hAnsi="宋体" w:eastAsia="宋体"/>
+          <w:b w:val="0"/>
+          <w:sz w:val="20"/>
+        </w:rPr>
+        <w:t>评价等级判定依据（D-C-B-A 四级实测判定，命中上一级全部要件方可升级）：</w:t>
+      </w:r>
+    </w:p>
+    <w:tbl>
+      <w:tblPr>
+        <w:tblStyle w:val="TableGrid"/>
+        <w:tblW w:type="auto" w:w="0"/>
+        <w:tblLook w:firstColumn="1" w:firstRow="1" w:lastColumn="0" w:lastRow="0" w:noHBand="0" w:noVBand="1" w:val="04A0"/>
+      </w:tblPr>
+      <w:tblGrid>
+        <w:gridCol w:w="2017"/>
+        <w:gridCol w:w="2017"/>
+        <w:gridCol w:w="2017"/>
+        <w:gridCol w:w="2017"/>
+        <w:gridCol w:w="2017"/>
+      </w:tblGrid>
+      <w:tr>
+        <w:tc>
+          <w:tcPr>
+            <w:tcW w:type="dxa" w:w="2017"/>
+          </w:tcPr>
+          <w:p>
+            <w:r/>
+            <w:r>
+              <w:rPr>
+                <w:rFonts w:ascii="宋体" w:hAnsi="宋体" w:eastAsia="宋体"/>
+                <w:b/>
+                <w:sz w:val="18"/>
+              </w:rPr>
+              <w:t>等级</w:t>
+            </w:r>
+          </w:p>
+        </w:tc>
+        <w:tc>
+          <w:tcPr>
+            <w:tcW w:type="dxa" w:w="6051"/>
+            <w:gridSpan w:val="3"/>
+          </w:tcPr>
+          <w:p>
+            <w:r/>
+            <w:r>
+              <w:rPr>
+                <w:rFonts w:ascii="宋体" w:hAnsi="宋体" w:eastAsia="宋体"/>
+                <w:b/>
+                <w:sz w:val="18"/>
+              </w:rPr>
+              <w:t>要件</w:t>
+            </w:r>
+          </w:p>
+        </w:tc>
+        <w:tc>
+          <w:tcPr>
+            <w:tcW w:type="dxa" w:w="2017"/>
+          </w:tcPr>
+          <w:p>
+            <w:r/>
+            <w:r>
+              <w:rPr>
+                <w:rFonts w:ascii="宋体" w:hAnsi="宋体" w:eastAsia="宋体"/>
+                <w:b/>
+                <w:sz w:val="18"/>
+              </w:rPr>
+              <w:t>当堂处置</w:t>
+            </w:r>
+          </w:p>
+        </w:tc>
+      </w:tr>
+      <w:tr>
+        <w:tc>
+          <w:tcPr>
+            <w:tcW w:type="dxa" w:w="2017"/>
+          </w:tcPr>
+          <w:p>
+            <w:r/>
+            <w:r>
+              <w:rPr>
+                <w:rFonts w:ascii="宋体" w:hAnsi="宋体" w:eastAsia="宋体"/>
+                <w:b w:val="0"/>
+                <w:sz w:val="18"/>
+              </w:rPr>
+              <w:t>D 合格</w:t>
+            </w:r>
+          </w:p>
+        </w:tc>
+        <w:tc>
+          <w:tcPr>
+            <w:tcW w:type="dxa" w:w="6051"/>
+            <w:gridSpan w:val="3"/>
+          </w:tcPr>
+          <w:p>
+            <w:r/>
+            <w:r>
+              <w:rPr>
+                <w:rFonts w:ascii="宋体" w:hAnsi="宋体" w:eastAsia="宋体"/>
+                <w:b w:val="0"/>
+                <w:sz w:val="18"/>
+              </w:rPr>
+              <w:t>工单基础任务全部提交且有运行结果；安全五项全部打勾并本人签字</w:t>
+            </w:r>
+          </w:p>
+        </w:tc>
+        <w:tc>
+          <w:tcPr>
+            <w:tcW w:type="dxa" w:w="2017"/>
+          </w:tcPr>
+          <w:p>
+            <w:r/>
+            <w:r>
+              <w:rPr>
+                <w:rFonts w:ascii="宋体" w:hAnsi="宋体" w:eastAsia="宋体"/>
+                <w:b w:val="0"/>
+                <w:sz w:val="18"/>
+              </w:rPr>
+              <w:t>计入过程性得分</w:t>
+            </w:r>
+          </w:p>
+        </w:tc>
+      </w:tr>
+      <w:tr>
+        <w:tc>
+          <w:tcPr>
+            <w:tcW w:type="dxa" w:w="2017"/>
+          </w:tcPr>
+          <w:p>
+            <w:r/>
+            <w:r>
+              <w:rPr>
+                <w:rFonts w:ascii="宋体" w:hAnsi="宋体" w:eastAsia="宋体"/>
+                <w:b w:val="0"/>
+                <w:sz w:val="18"/>
+              </w:rPr>
+              <w:t>C 良好</w:t>
+            </w:r>
+          </w:p>
+        </w:tc>
+        <w:tc>
+          <w:tcPr>
+            <w:tcW w:type="dxa" w:w="6051"/>
+            <w:gridSpan w:val="3"/>
+          </w:tcPr>
+          <w:p>
+            <w:r/>
+            <w:r>
+              <w:rPr>
+                <w:rFonts w:ascii="宋体" w:hAnsi="宋体" w:eastAsia="宋体"/>
+                <w:b w:val="0"/>
+                <w:sz w:val="18"/>
+              </w:rPr>
+              <w:t>在D基础上：六步逐环节有产出；关键错误能自行定位并修复</w:t>
+            </w:r>
+          </w:p>
+        </w:tc>
+        <w:tc>
+          <w:tcPr>
+            <w:tcW w:type="dxa" w:w="2017"/>
+          </w:tcPr>
+          <w:p>
+            <w:r/>
+            <w:r>
+              <w:rPr>
+                <w:rFonts w:ascii="宋体" w:hAnsi="宋体" w:eastAsia="宋体"/>
+                <w:b w:val="0"/>
+                <w:sz w:val="18"/>
+              </w:rPr>
+              <w:t>加分</w:t>
+            </w:r>
+          </w:p>
+        </w:tc>
+      </w:tr>
+      <w:tr>
+        <w:tc>
+          <w:tcPr>
+            <w:tcW w:type="dxa" w:w="2017"/>
+          </w:tcPr>
+          <w:p>
+            <w:r/>
+            <w:r>
+              <w:rPr>
+                <w:rFonts w:ascii="宋体" w:hAnsi="宋体" w:eastAsia="宋体"/>
+                <w:b w:val="0"/>
+                <w:sz w:val="18"/>
+              </w:rPr>
+              <w:t>B 优秀</w:t>
+            </w:r>
+          </w:p>
+        </w:tc>
+        <w:tc>
+          <w:tcPr>
+            <w:tcW w:type="dxa" w:w="6051"/>
+            <w:gridSpan w:val="3"/>
+          </w:tcPr>
+          <w:p>
+            <w:r/>
+            <w:r>
+              <w:rPr>
+                <w:rFonts w:ascii="宋体" w:hAnsi="宋体" w:eastAsia="宋体"/>
+                <w:b w:val="0"/>
+                <w:sz w:val="18"/>
+              </w:rPr>
+              <w:t>在C基础上：完成提高任务；代码规范率达标并有重构说明</w:t>
+            </w:r>
+          </w:p>
+        </w:tc>
+        <w:tc>
+          <w:tcPr>
+            <w:tcW w:type="dxa" w:w="2017"/>
+          </w:tcPr>
+          <w:p>
+            <w:r/>
+            <w:r>
+              <w:rPr>
+                <w:rFonts w:ascii="宋体" w:hAnsi="宋体" w:eastAsia="宋体"/>
+                <w:b w:val="0"/>
+                <w:sz w:val="18"/>
+              </w:rPr>
+              <w:t>加分并展示</w:t>
+            </w:r>
+          </w:p>
+        </w:tc>
+      </w:tr>
+      <w:tr>
+        <w:tc>
+          <w:tcPr>
+            <w:tcW w:type="dxa" w:w="2017"/>
+          </w:tcPr>
+          <w:p>
+            <w:r/>
+            <w:r>
+              <w:rPr>
+                <w:rFonts w:ascii="宋体" w:hAnsi="宋体" w:eastAsia="宋体"/>
+                <w:b w:val="0"/>
+                <w:sz w:val="18"/>
+              </w:rPr>
+              <w:t>A 标杆</w:t>
+            </w:r>
+          </w:p>
+        </w:tc>
+        <w:tc>
+          <w:tcPr>
+            <w:tcW w:type="dxa" w:w="6051"/>
+            <w:gridSpan w:val="3"/>
+          </w:tcPr>
+          <w:p>
+            <w:r/>
+            <w:r>
+              <w:rPr>
+                <w:rFonts w:ascii="宋体" w:hAnsi="宋体" w:eastAsia="宋体"/>
+                <w:b w:val="0"/>
+                <w:sz w:val="18"/>
+              </w:rPr>
+              <w:t>在B基础上：完成拓展任务并能向他人讲清方案取舍</w:t>
+            </w:r>
+          </w:p>
+        </w:tc>
+        <w:tc>
+          <w:tcPr>
+            <w:tcW w:type="dxa" w:w="2017"/>
+          </w:tcPr>
+          <w:p>
+            <w:r/>
+            <w:r>
+              <w:rPr>
+                <w:rFonts w:ascii="宋体" w:hAnsi="宋体" w:eastAsia="宋体"/>
+                <w:b w:val="0"/>
+                <w:sz w:val="18"/>
+              </w:rPr>
+              <w:t>纳入课程案例库</w:t>
+            </w:r>
+          </w:p>
+        </w:tc>
+      </w:tr>
+    </w:tbl>
+    <w:tbl>
+      <w:tblPr>
+        <w:tblStyle w:val="TableGrid"/>
+        <w:tblW w:type="auto" w:w="0"/>
+        <w:tblLook w:firstColumn="1" w:firstRow="1" w:lastColumn="0" w:lastRow="0" w:noHBand="0" w:noVBand="1" w:val="04A0"/>
+      </w:tblPr>
+      <w:tblGrid>
+        <w:gridCol w:w="2521"/>
+        <w:gridCol w:w="2521"/>
+        <w:gridCol w:w="2521"/>
+        <w:gridCol w:w="2521"/>
+      </w:tblGrid>
+      <w:tr>
+        <w:tc>
+          <w:tcPr>
+            <w:tcW w:type="dxa" w:w="2521"/>
+          </w:tcPr>
+          <w:p>
+            <w:r/>
+            <w:r>
+              <w:rPr>
+                <w:rFonts w:ascii="宋体" w:hAnsi="宋体" w:eastAsia="宋体"/>
+                <w:b/>
+                <w:sz w:val="18"/>
+              </w:rPr>
+              <w:t>班组长签字</w:t>
+            </w:r>
+          </w:p>
+        </w:tc>
+        <w:tc>
+          <w:tcPr>
+            <w:tcW w:type="dxa" w:w="2521"/>
+          </w:tcPr>
+          <w:p>
+            <w:r/>
+            <w:r>
+              <w:rPr>
+                <w:rFonts w:ascii="宋体" w:hAnsi="宋体" w:eastAsia="宋体"/>
+                <w:b/>
+                <w:sz w:val="18"/>
+              </w:rPr>
+              <w:t>操作员签字</w:t>
+            </w:r>
+          </w:p>
+        </w:tc>
+        <w:tc>
+          <w:tcPr>
+            <w:tcW w:type="dxa" w:w="2521"/>
+          </w:tcPr>
+          <w:p>
+            <w:r/>
+            <w:r>
+              <w:rPr>
+                <w:rFonts w:ascii="宋体" w:hAnsi="宋体" w:eastAsia="宋体"/>
+                <w:b/>
+                <w:sz w:val="18"/>
+              </w:rPr>
+              <w:t>教师签字</w:t>
+            </w:r>
+          </w:p>
+        </w:tc>
+        <w:tc>
+          <w:tcPr>
+            <w:tcW w:type="dxa" w:w="2521"/>
+          </w:tcPr>
+          <w:p>
+            <w:r/>
+            <w:r>
+              <w:rPr>
+                <w:rFonts w:ascii="宋体" w:hAnsi="宋体" w:eastAsia="宋体"/>
+                <w:b/>
+                <w:sz w:val="18"/>
+              </w:rPr>
+              <w:t>最终评价等级</w:t>
+            </w:r>
+          </w:p>
+        </w:tc>
+      </w:tr>
+      <w:tr>
+        <w:tc>
+          <w:tcPr>
+            <w:tcW w:type="dxa" w:w="2521"/>
+          </w:tcPr>
+          <w:p>
+            <w:r/>
+            <w:r>
+              <w:rPr>
+                <w:rFonts w:ascii="宋体" w:hAnsi="宋体" w:eastAsia="宋体"/>
+                <w:b w:val="0"/>
+                <w:sz w:val="18"/>
+              </w:rPr>
+            </w:r>
+          </w:p>
+        </w:tc>
+        <w:tc>
+          <w:tcPr>
+            <w:tcW w:type="dxa" w:w="2521"/>
+          </w:tcPr>
+          <w:p>
+            <w:r/>
+            <w:r>
+              <w:rPr>
+                <w:rFonts w:ascii="宋体" w:hAnsi="宋体" w:eastAsia="宋体"/>
+                <w:b w:val="0"/>
+                <w:sz w:val="18"/>
+              </w:rPr>
+            </w:r>
+          </w:p>
+        </w:tc>
+        <w:tc>
+          <w:tcPr>
+            <w:tcW w:type="dxa" w:w="2521"/>
+          </w:tcPr>
+          <w:p>
+            <w:r/>
+            <w:r>
+              <w:rPr>
+                <w:rFonts w:ascii="宋体" w:hAnsi="宋体" w:eastAsia="宋体"/>
+                <w:b w:val="0"/>
+                <w:sz w:val="18"/>
+              </w:rPr>
+            </w:r>
+          </w:p>
+        </w:tc>
+        <w:tc>
+          <w:tcPr>
+            <w:tcW w:type="dxa" w:w="2521"/>
+          </w:tcPr>
+          <w:p>
+            <w:r/>
+            <w:r>
+              <w:rPr>
+                <w:rFonts w:ascii="宋体" w:hAnsi="宋体" w:eastAsia="宋体"/>
+                <w:b w:val="0"/>
+                <w:sz w:val="18"/>
+              </w:rPr>
+              <w:t>□A  □B  □C  □D  □不合格</w:t>
+            </w:r>
+          </w:p>
+        </w:tc>
+      </w:tr>
+    </w:tbl>
+    <w:p>
+      <w:r>
+        <w:rPr>
+          <w:rFonts w:ascii="宋体" w:hAnsi="宋体" w:eastAsia="宋体"/>
+          <w:b w:val="0"/>
+          <w:sz w:val="20"/>
+        </w:rPr>
+        <w:t>无三方签字的工单不进入成绩录入；触发安全红线者本工单计0且综合成绩判为不及格。</w:t>
+      </w:r>
+    </w:p>
     <w:sectPr>
+      <w:headerReference w:type="default" r:id="rId9"/>
+      <w:footerReference w:type="default" r:id="rId10"/>
       <w:pgSz w:w="12240" w:h="15840"/>
       <w:pgMar w:top="1020" w:right="1077" w:bottom="1020" w:left="1077" w:header="720" w:footer="720" w:gutter="0"/>
       <w:cols w:space="720"/>
@@ -1924,6 +4406,26 @@
     </w:sectPr>
   </w:body>
 </w:document>
+</file>
+
+<file path=word/footer1.xml><?xml version="1.0" encoding="utf-8"?>
+<w:ftr xmlns:m="http://schemas.openxmlformats.org/officeDocument/2006/math" xmlns:mc="http://schemas.openxmlformats.org/markup-compatibility/2006" xmlns:mo="http://schemas.microsoft.com/office/mac/office/2008/main" xmlns:mv="urn:schemas-microsoft-com:mac:vml" xmlns:o="urn:schemas-microsoft-com:office:office" xmlns:r="http://schemas.openxmlformats.org/officeDocument/2006/relationships" xmlns:v="urn:schemas-microsoft-com:vml" xmlns:w10="urn:schemas-microsoft-com:office:word" xmlns:w14="http://schemas.microsoft.com/office/word/2010/wordml" xmlns:w="http://schemas.openxmlformats.org/wordprocessingml/2006/main" xmlns:wne="http://schemas.microsoft.com/office/word/2006/wordml" xmlns:wp14="http://schemas.microsoft.com/office/word/2010/wordprocessingDrawing" xmlns:wp="http://schemas.openxmlformats.org/drawingml/2006/wordprocessingDrawing" xmlns:wpc="http://schemas.microsoft.com/office/word/2010/wordprocessingCanvas" xmlns:wpg="http://schemas.microsoft.com/office/word/2010/wordprocessingGroup" xmlns:wpi="http://schemas.microsoft.com/office/word/2010/wordprocessingInk" xmlns:wps="http://schemas.microsoft.com/office/word/2010/wordprocessingShape" mc:Ignorable="w14 wp14">
+  <w:p>
+    <w:pPr>
+      <w:pStyle w:val="Footer"/>
+    </w:pPr>
+  </w:p>
+</w:ftr>
+</file>
+
+<file path=word/header1.xml><?xml version="1.0" encoding="utf-8"?>
+<w:hdr xmlns:m="http://schemas.openxmlformats.org/officeDocument/2006/math" xmlns:mc="http://schemas.openxmlformats.org/markup-compatibility/2006" xmlns:mo="http://schemas.microsoft.com/office/mac/office/2008/main" xmlns:mv="urn:schemas-microsoft-com:mac:vml" xmlns:o="urn:schemas-microsoft-com:office:office" xmlns:r="http://schemas.openxmlformats.org/officeDocument/2006/relationships" xmlns:v="urn:schemas-microsoft-com:vml" xmlns:w10="urn:schemas-microsoft-com:office:word" xmlns:w14="http://schemas.microsoft.com/office/word/2010/wordml" xmlns:w="http://schemas.openxmlformats.org/wordprocessingml/2006/main" xmlns:wne="http://schemas.microsoft.com/office/word/2006/wordml" xmlns:wp14="http://schemas.microsoft.com/office/word/2010/wordprocessingDrawing" xmlns:wp="http://schemas.openxmlformats.org/drawingml/2006/wordprocessingDrawing" xmlns:wpc="http://schemas.microsoft.com/office/word/2010/wordprocessingCanvas" xmlns:wpg="http://schemas.microsoft.com/office/word/2010/wordprocessingGroup" xmlns:wpi="http://schemas.microsoft.com/office/word/2010/wordprocessingInk" xmlns:wps="http://schemas.microsoft.com/office/word/2010/wordprocessingShape" mc:Ignorable="w14 wp14">
+  <w:p>
+    <w:pPr>
+      <w:pStyle w:val="Header"/>
+    </w:pPr>
+  </w:p>
+</w:hdr>
 </file>
 
 <file path=word/numbering.xml><?xml version="1.0" encoding="utf-8"?>
